--- a/TAI_LIEU_HOAN_CHINH/01_Papers/P7_Capstone49_JIBS/p7_capstone_vi.docx
+++ b/TAI_LIEU_HOAN_CHINH/01_Papers/P7_Capstone49_JIBS/p7_capstone_vi.docx
@@ -6108,7 +6108,7 @@
     <w:name w:val="Normal"/>
     <w:qFormat/>
     <w:pPr>
-      <w:spacing w:line="360" w:lineRule="auto"/>
+      <w:spacing w:line="288" w:lineRule="auto"/>
       <w:jc w:val="both"/>
     </w:pPr>
     <w:rPr>
@@ -6122,7 +6122,7 @@
     <w:basedOn w:val="Normal"/>
     <w:link w:val="BodyTextChar"/>
     <w:pPr>
-      <w:spacing w:after="180" w:before="180" w:line="360" w:lineRule="auto"/>
+      <w:spacing w:after="180" w:before="180" w:line="288" w:lineRule="auto"/>
       <w:jc w:val="both"/>
     </w:pPr>
     <w:qFormat/>
@@ -6138,7 +6138,7 @@
     <w:next w:val="BodyText"/>
     <w:qFormat/>
     <w:pPr>
-      <w:spacing w:line="360" w:lineRule="auto"/>
+      <w:spacing w:line="288" w:lineRule="auto"/>
       <w:jc w:val="both"/>
     </w:pPr>
     <w:rPr>
@@ -6152,7 +6152,7 @@
     <w:basedOn w:val="BodyText"/>
     <w:qFormat/>
     <w:pPr>
-      <w:spacing w:after="36" w:before="36" w:line="360" w:lineRule="auto"/>
+      <w:spacing w:after="36" w:before="36" w:line="288" w:lineRule="auto"/>
       <w:jc w:val="both"/>
     </w:pPr>
     <w:rPr>
@@ -6169,7 +6169,7 @@
     <w:pPr>
       <w:keepNext/>
       <w:keepLines/>
-      <w:spacing w:after="240" w:before="480" w:line="360" w:lineRule="auto"/>
+      <w:spacing w:after="240" w:before="480" w:line="288" w:lineRule="auto"/>
       <w:jc w:val="both"/>
     </w:pPr>
     <w:rPr>
@@ -6189,7 +6189,7 @@
     <w:pPr>
       <w:keepNext/>
       <w:keepLines/>
-      <w:spacing w:after="240" w:before="240" w:line="360" w:lineRule="auto"/>
+      <w:spacing w:after="240" w:before="240" w:line="288" w:lineRule="auto"/>
       <w:jc w:val="both"/>
     </w:pPr>
     <w:rPr>
@@ -6206,7 +6206,7 @@
     <w:pPr>
       <w:keepNext/>
       <w:keepLines/>
-      <w:spacing w:line="360" w:lineRule="auto"/>
+      <w:spacing w:line="288" w:lineRule="auto"/>
       <w:jc w:val="both"/>
     </w:pPr>
     <w:rPr>
@@ -6222,7 +6222,7 @@
     <w:pPr>
       <w:keepNext/>
       <w:keepLines/>
-      <w:spacing w:line="360" w:lineRule="auto"/>
+      <w:spacing w:line="288" w:lineRule="auto"/>
       <w:jc w:val="both"/>
     </w:pPr>
     <w:rPr>
@@ -6240,7 +6240,7 @@
       <w:keepNext/>
       <w:keepLines/>
       <w:jc w:val="both"/>
-      <w:spacing w:after="0" w:before="300" w:line="360" w:lineRule="auto"/>
+      <w:spacing w:after="0" w:before="300" w:line="288" w:lineRule="auto"/>
     </w:pPr>
     <w:rPr>
       <w:color w:val="000000"/>
@@ -6258,7 +6258,7 @@
     <w:pPr>
       <w:keepNext/>
       <w:keepLines/>
-      <w:spacing w:after="300" w:before="100" w:line="360" w:lineRule="auto"/>
+      <w:spacing w:after="300" w:before="100" w:line="288" w:lineRule="auto"/>
       <w:jc w:val="both"/>
     </w:pPr>
     <w:rPr>
@@ -6274,7 +6274,7 @@
     <w:next w:val="Bibliography"/>
     <w:qFormat/>
     <w:pPr>
-      <w:spacing w:line="360" w:lineRule="auto"/>
+      <w:spacing w:line="288" w:lineRule="auto"/>
       <w:jc w:val="both"/>
     </w:pPr>
     <w:rPr>
@@ -6292,7 +6292,7 @@
     <w:pPr>
       <w:keepNext/>
       <w:keepLines/>
-      <w:spacing w:after="0" w:before="480" w:line="360" w:lineRule="auto"/>
+      <w:spacing w:after="0" w:before="480" w:line="288" w:lineRule="auto"/>
       <w:jc w:val="both"/>
       <w:outlineLvl w:val="0"/>
     </w:pPr>
@@ -6315,7 +6315,7 @@
     <w:pPr>
       <w:keepNext/>
       <w:keepLines/>
-      <w:spacing w:after="0" w:before="200" w:line="360" w:lineRule="auto"/>
+      <w:spacing w:after="0" w:before="200" w:line="288" w:lineRule="auto"/>
       <w:jc w:val="both"/>
       <w:outlineLvl w:val="1"/>
     </w:pPr>
@@ -6338,7 +6338,7 @@
     <w:pPr>
       <w:keepNext/>
       <w:keepLines/>
-      <w:spacing w:after="0" w:before="200" w:line="360" w:lineRule="auto"/>
+      <w:spacing w:after="0" w:before="200" w:line="288" w:lineRule="auto"/>
       <w:jc w:val="both"/>
       <w:outlineLvl w:val="2"/>
     </w:pPr>
@@ -6361,7 +6361,7 @@
     <w:pPr>
       <w:keepNext/>
       <w:keepLines/>
-      <w:spacing w:after="0" w:before="200" w:line="360" w:lineRule="auto"/>
+      <w:spacing w:after="0" w:before="200" w:line="288" w:lineRule="auto"/>
       <w:jc w:val="both"/>
       <w:outlineLvl w:val="3"/>
     </w:pPr>
@@ -6384,7 +6384,7 @@
     <w:pPr>
       <w:keepNext/>
       <w:keepLines/>
-      <w:spacing w:after="0" w:before="200" w:line="360" w:lineRule="auto"/>
+      <w:spacing w:after="0" w:before="200" w:line="288" w:lineRule="auto"/>
       <w:jc w:val="both"/>
       <w:outlineLvl w:val="4"/>
     </w:pPr>
@@ -6406,7 +6406,7 @@
     <w:pPr>
       <w:keepNext/>
       <w:keepLines/>
-      <w:spacing w:after="0" w:before="200" w:line="360" w:lineRule="auto"/>
+      <w:spacing w:after="0" w:before="200" w:line="288" w:lineRule="auto"/>
       <w:jc w:val="both"/>
       <w:outlineLvl w:val="5"/>
     </w:pPr>
@@ -6427,7 +6427,7 @@
     <w:pPr>
       <w:keepNext/>
       <w:keepLines/>
-      <w:spacing w:after="0" w:before="200" w:line="360" w:lineRule="auto"/>
+      <w:spacing w:after="0" w:before="200" w:line="288" w:lineRule="auto"/>
       <w:jc w:val="both"/>
       <w:outlineLvl w:val="6"/>
     </w:pPr>
@@ -6448,7 +6448,7 @@
     <w:pPr>
       <w:keepNext/>
       <w:keepLines/>
-      <w:spacing w:after="0" w:before="200" w:line="360" w:lineRule="auto"/>
+      <w:spacing w:after="0" w:before="200" w:line="288" w:lineRule="auto"/>
       <w:jc w:val="both"/>
       <w:outlineLvl w:val="7"/>
     </w:pPr>
@@ -6469,7 +6469,7 @@
     <w:pPr>
       <w:keepNext/>
       <w:keepLines/>
-      <w:spacing w:after="0" w:before="200" w:line="360" w:lineRule="auto"/>
+      <w:spacing w:after="0" w:before="200" w:line="288" w:lineRule="auto"/>
       <w:jc w:val="both"/>
       <w:outlineLvl w:val="8"/>
     </w:pPr>
@@ -6488,7 +6488,7 @@
     <w:unhideWhenUsed/>
     <w:qFormat/>
     <w:pPr>
-      <w:spacing w:after="100" w:before="100" w:line="360" w:lineRule="auto"/>
+      <w:spacing w:after="100" w:before="100" w:line="288" w:lineRule="auto"/>
       <w:ind w:firstLine="0" w:left="480" w:right="480"/>
       <w:jc w:val="both"/>
     </w:pPr>
@@ -6506,7 +6506,7 @@
     <w:unhideWhenUsed/>
     <w:qFormat/>
     <w:pPr>
-      <w:spacing w:line="360" w:lineRule="auto"/>
+      <w:spacing w:line="288" w:lineRule="auto"/>
       <w:jc w:val="both"/>
     </w:pPr>
     <w:rPr>
@@ -6532,7 +6532,7 @@
     <w:unhideWhenUsed/>
     <w:qFormat/>
     <w:pPr>
-      <w:spacing w:line="360" w:lineRule="auto"/>
+      <w:spacing w:line="288" w:lineRule="auto"/>
       <w:jc w:val="both"/>
     </w:pPr>
     <w:rPr>
@@ -6572,7 +6572,7 @@
     <w:pPr>
       <w:keepNext/>
       <w:keepLines/>
-      <w:spacing w:after="0" w:line="360" w:lineRule="auto"/>
+      <w:spacing w:after="0" w:line="288" w:lineRule="auto"/>
       <w:jc w:val="both"/>
     </w:pPr>
     <w:rPr>
@@ -6586,7 +6586,7 @@
     <w:name w:val="Definition"/>
     <w:basedOn w:val="Normal"/>
     <w:pPr>
-      <w:spacing w:line="360" w:lineRule="auto"/>
+      <w:spacing w:line="288" w:lineRule="auto"/>
       <w:jc w:val="both"/>
     </w:pPr>
     <w:rPr>
@@ -6600,7 +6600,7 @@
     <w:basedOn w:val="Normal"/>
     <w:link w:val="BodyTextChar"/>
     <w:pPr>
-      <w:spacing w:after="120" w:before="0" w:line="360" w:lineRule="auto"/>
+      <w:spacing w:after="120" w:before="0" w:line="288" w:lineRule="auto"/>
       <w:jc w:val="both"/>
     </w:pPr>
     <w:rPr>
@@ -6615,7 +6615,7 @@
     <w:basedOn w:val="Caption"/>
     <w:pPr>
       <w:keepNext/>
-      <w:spacing w:line="360" w:lineRule="auto"/>
+      <w:spacing w:line="288" w:lineRule="auto"/>
       <w:jc w:val="both"/>
     </w:pPr>
     <w:rPr>
@@ -6628,7 +6628,7 @@
     <w:name w:val="Image Caption"/>
     <w:basedOn w:val="Caption"/>
     <w:pPr>
-      <w:spacing w:line="360" w:lineRule="auto"/>
+      <w:spacing w:line="288" w:lineRule="auto"/>
       <w:jc w:val="both"/>
     </w:pPr>
     <w:rPr>
@@ -6641,7 +6641,7 @@
     <w:name w:val="Figure"/>
     <w:basedOn w:val="Normal"/>
     <w:pPr>
-      <w:spacing w:line="360" w:lineRule="auto"/>
+      <w:spacing w:line="288" w:lineRule="auto"/>
       <w:jc w:val="both"/>
     </w:pPr>
     <w:rPr>
@@ -6655,7 +6655,7 @@
     <w:basedOn w:val="Figure"/>
     <w:pPr>
       <w:keepNext/>
-      <w:spacing w:line="360" w:lineRule="auto"/>
+      <w:spacing w:line="288" w:lineRule="auto"/>
       <w:jc w:val="both"/>
     </w:pPr>
     <w:rPr>
@@ -6719,7 +6719,7 @@
     <w:unhideWhenUsed/>
     <w:qFormat/>
     <w:pPr>
-      <w:spacing w:before="240" w:line="360" w:lineRule="auto"/>
+      <w:spacing w:before="240" w:line="288" w:lineRule="auto"/>
       <w:jc w:val="both"/>
       <w:outlineLvl w:val="9"/>
     </w:pPr>
